--- a/Releases/V4.0_Stable/Decoupe/15_Marie.docx
+++ b/Releases/V4.0_Stable/Decoupe/15_Marie.docx
@@ -199,7 +199,7 @@
         <w:jc w:val="both"/>
       </w:pPr>
       <w:r>
-        <w:t xml:space="preserve">🤝 Mademoiselle Maëlys Bouchard — tournait les feuillets à côté du piano.</w:t>
+        <w:t xml:space="preserve">🤝 Mademoiselle Maëlys Bouchard — assise près du piano, observait tout.</w:t>
       </w:r>
       <w:r>
         <w:rPr>
@@ -405,7 +405,7 @@
           <w:b/>
           <w:bCs/>
         </w:rPr>
-        <w:t xml:space="preserve">Sur le piano : « Je jouais de 17h00 à 17h45. Alicia tournait les pages. Maëlys tournait les feuillets à côté. Lady Boulet de Myrtilles est passée vers 17h30. »</w:t>
+        <w:t xml:space="preserve">Sur le piano : « Je jouais de 17h00 à 17h45. Alicia tournait les pages. Maëlys lisait à côté. Lady Boulet de Myrtilles est passée vers 17h30. »</w:t>
       </w:r>
       <w:r>
         <w:t xml:space="preserve"/>

--- a/Releases/V4.0_Stable/Decoupe/15_Marie.docx
+++ b/Releases/V4.0_Stable/Decoupe/15_Marie.docx
@@ -405,7 +405,7 @@
           <w:b/>
           <w:bCs/>
         </w:rPr>
-        <w:t xml:space="preserve">Sur le piano : « Je jouais de 17h00 à 17h45. Alicia tournait les pages. Maëlys lisait à côté. Lady Boulet de Myrtilles est passée vers 17h30. »</w:t>
+        <w:t xml:space="preserve">Sur le piano : « Je jouais de 17h00 à 17h45. Alicia tournait les pages. Maëlys, dans sa robe de tulle vert, lisait à côté. Lady Boulet de Myrtilles est passée vers 17h30. »</w:t>
       </w:r>
       <w:r>
         <w:t xml:space="preserve"/>

--- a/Releases/V4.0_Stable/Decoupe/15_Marie.docx
+++ b/Releases/V4.0_Stable/Decoupe/15_Marie.docx
@@ -286,6 +286,126 @@
           <w:szCs w:val="24"/>
         </w:rPr>
         <w:t>❧  VOTRE IDENTITÉ  ❧</w:t>
+      </w:r>
+    </w:p>
+    <w:p>
+      <w:pPr>
+        <w:spacing w:before="240" w:after="100"/>
+      </w:pPr>
+      <w:r>
+        <w:rPr>
+          <w:b/>
+          <w:bCs/>
+          <w:color w:val="5D4037"/>
+          <w:sz w:val="24"/>
+          <w:szCs w:val="24"/>
+        </w:rPr>
+        <w:t xml:space="preserve">❧  DEUX QUESTIONS RÉCURRENTES (Chloé peut les poser à tout convive)  ❧</w:t>
+      </w:r>
+    </w:p>
+    <w:p>
+      <w:pPr>
+        <w:spacing w:before="240" w:after="100"/>
+      </w:pPr>
+      <w:r>
+        <w:rPr>
+          <w:b/>
+          <w:bCs/>
+          <w:color w:val="5D4037"/>
+          <w:sz w:val="24"/>
+          <w:szCs w:val="24"/>
+        </w:rPr>
+        <w:t xml:space="preserve">Sur Léa : « Une amie chère. Une lectrice exceptionnelle de ce que j’écris au piano. »</w:t>
+      </w:r>
+    </w:p>
+    <w:p>
+      <w:pPr>
+        <w:spacing w:before="240" w:after="100"/>
+      </w:pPr>
+      <w:r>
+        <w:rPr>
+          <w:b/>
+          <w:bCs/>
+          <w:color w:val="5D4037"/>
+          <w:sz w:val="24"/>
+          <w:szCs w:val="24"/>
+        </w:rPr>
+        <w:t xml:space="preserve">Sur quelque chose d’étrange peu avant sa mort : « Elle m’a regardée plus tendrement que d’habitude après le toast. Comme si elle voulait me dire quelque chose et n’osait pas. »</w:t>
+      </w:r>
+    </w:p>
+    <w:p>
+      <w:pPr>
+        <w:spacing w:before="240" w:after="100"/>
+      </w:pPr>
+      <w:r>
+        <w:rPr>
+          <w:b/>
+          <w:bCs/>
+          <w:color w:val="5D4037"/>
+          <w:sz w:val="24"/>
+          <w:szCs w:val="24"/>
+        </w:rPr>
+        <w:t xml:space="preserve">❧  VOTRE RESSENTI SUR LA JOURNÉE  ❧</w:t>
+      </w:r>
+    </w:p>
+    <w:p>
+      <w:pPr>
+        <w:spacing w:before="240" w:after="100"/>
+      </w:pPr>
+      <w:r>
+        <w:rPr>
+          <w:b/>
+          <w:bCs/>
+          <w:color w:val="5D4037"/>
+          <w:sz w:val="24"/>
+          <w:szCs w:val="24"/>
+        </w:rPr>
+        <w:t xml:space="preserve">« Brisée. Je joue pour ne pas m’effondrer. Si je m’arrête, je tombe. »</w:t>
+      </w:r>
+    </w:p>
+    <w:p>
+      <w:pPr>
+        <w:spacing w:before="240" w:after="100"/>
+      </w:pPr>
+      <w:r>
+        <w:rPr>
+          <w:b/>
+          <w:bCs/>
+          <w:color w:val="5D4037"/>
+          <w:sz w:val="24"/>
+          <w:szCs w:val="24"/>
+        </w:rPr>
+        <w:t xml:space="preserve">❧  SI VOUS NE SAVEZ PAS QUOI RÉPONDRE  ❧</w:t>
+      </w:r>
+    </w:p>
+    <w:p>
+      <w:pPr>
+        <w:spacing w:before="240" w:after="100"/>
+      </w:pPr>
+      <w:r>
+        <w:rPr>
+          <w:b/>
+          <w:bCs/>
+          <w:color w:val="5D4037"/>
+          <w:sz w:val="24"/>
+          <w:szCs w:val="24"/>
+        </w:rPr>
+        <w:t xml:space="preserve">Esquive type : « Pardonnez-moi — je suis trop bouleversée pour brosser un tableau. »</w:t>
+      </w:r>
+    </w:p>
+    <w:p>
+      <w:pPr>
+        <w:spacing w:before="240" w:after="100"/>
+      </w:pPr>
+      <w:r>
+        <w:rPr>
+          <w:b/>
+          <w:bCs/>
+          <w:color w:val="5D4037"/>
+          <w:sz w:val="24"/>
+          <w:szCs w:val="24"/>
+        </w:rPr>
+        <w:t xml:space="preserve">Aucun chantage de Léa (elle vous aimait). Mais sur la liaison avec Léa : NIEZ tant que Chloé n’a pas vu votre paquet de lettres.</w:t>
       </w:r>
     </w:p>
     <w:p>

--- a/Releases/V4.0_Stable/Decoupe/15_Marie.docx
+++ b/Releases/V4.0_Stable/Decoupe/15_Marie.docx
@@ -119,6 +119,21 @@
           <w:color w:val="6D4C41"/>
         </w:rPr>
         <w:t>« Lady Marie de Riegel, pianiste. Épouse de Louis. Léa était mon amie la plus chère. »</w:t>
+      </w:r>
+    </w:p>
+    <w:p>
+      <w:pPr>
+        <w:spacing w:before="120" w:after="120" w:line="300" w:lineRule="auto"/>
+        <w:ind w:left="360" w:right="360"/>
+        <w:jc w:val="both"/>
+      </w:pPr>
+      <w:r>
+        <w:rPr>
+          <w:i/>
+          <w:iCs/>
+          <w:color w:val="6D4C41"/>
+        </w:rPr>
+        <w:t xml:space="preserve">👗 Votre allure. Longue robe de mousseline rose poudré, taille basse années folles, châle de soie ivoire sur les épaules, broche-camée au col, mains gantées de dentelle blanche — la grâce d'une pianiste qui se cache derrière son piano.</w:t>
       </w:r>
     </w:p>
     <w:p>

--- a/Releases/V4.0_Stable/Decoupe/15_Marie.docx
+++ b/Releases/V4.0_Stable/Decoupe/15_Marie.docx
@@ -119,21 +119,6 @@
           <w:color w:val="6D4C41"/>
         </w:rPr>
         <w:t>« Lady Marie de Riegel, pianiste. Épouse de Louis. Léa était mon amie la plus chère. »</w:t>
-      </w:r>
-    </w:p>
-    <w:p>
-      <w:pPr>
-        <w:spacing w:before="120" w:after="120" w:line="300" w:lineRule="auto"/>
-        <w:ind w:left="360" w:right="360"/>
-        <w:jc w:val="both"/>
-      </w:pPr>
-      <w:r>
-        <w:rPr>
-          <w:i/>
-          <w:iCs/>
-          <w:color w:val="6D4C41"/>
-        </w:rPr>
-        <w:t xml:space="preserve">👗 Votre allure. Longue robe de mousseline rose poudré, taille basse années folles, châle de soie ivoire sur les épaules, broche-camée au col, mains gantées de dentelle blanche — la grâce d'une pianiste qui se cache derrière son piano.</w:t>
       </w:r>
     </w:p>
     <w:p>

--- a/Releases/V4.0_Stable/Decoupe/15_Marie.docx
+++ b/Releases/V4.0_Stable/Decoupe/15_Marie.docx
@@ -482,6 +482,396 @@
       </w:r>
       <w:r>
         <w:t xml:space="preserve"> Mais vous étiez au piano, en plein passage difficile : vous n’avez pas pu bouger. Pendant la cohue à 18h00, vous avez brièvement songé à filer au tiroir du buffet — mais Alicia y était déjà. Vous n’avez rien tenté.</w:t>
+      </w:r>
+    </w:p>
+    <w:p>
+      <w:pPr>
+        <w:spacing w:before="60" w:after="60" w:line="300" w:lineRule="auto"/>
+        <w:jc w:val="both"/>
+      </w:pPr>
+      <w:r>
+        <w:rPr>
+          <w:b/>
+          <w:bCs/>
+        </w:rPr>
+        <w:t xml:space="preserve">❧  POUR ENRICHIR VOS RÉPONSES — petit monde, opinions, voix intérieure  ❧</w:t>
+      </w:r>
+      <w:r>
+        <w:t xml:space="preserve"/>
+      </w:r>
+      <w:r>
+        <w:rPr>
+          <w:b/>
+          <w:bCs/>
+        </w:rPr>
+        <w:t/>
+      </w:r>
+      <w:r>
+        <w:t xml:space="preserve"/>
+      </w:r>
+    </w:p>
+    <w:p>
+      <w:pPr>
+        <w:spacing w:before="60" w:after="60" w:line="300" w:lineRule="auto"/>
+        <w:jc w:val="both"/>
+      </w:pPr>
+      <w:r>
+        <w:rPr>
+          <w:b/>
+          <w:bCs/>
+        </w:rPr>
+        <w:t xml:space="preserve">(Guidelines pour les questions banales — ce sont des points de départ, adaptez à votre style.)</w:t>
+      </w:r>
+      <w:r>
+        <w:t xml:space="preserve"/>
+      </w:r>
+      <w:r>
+        <w:rPr>
+          <w:b/>
+          <w:bCs/>
+        </w:rPr>
+        <w:t/>
+      </w:r>
+      <w:r>
+        <w:t xml:space="preserve"/>
+      </w:r>
+    </w:p>
+    <w:p>
+      <w:pPr>
+        <w:spacing w:before="60" w:after="60" w:line="300" w:lineRule="auto"/>
+        <w:jc w:val="both"/>
+      </w:pPr>
+      <w:r>
+        <w:rPr>
+          <w:b/>
+          <w:bCs/>
+        </w:rPr>
+        <w:t xml:space="preserve">Votre vie quotidienne : Pianiste, compose et joue chez les Bechstein, donne quelques concerts privés. Hôtel partagé avec Louis rue de Provence ; Bechstein toujours accordé.</w:t>
+      </w:r>
+      <w:r>
+        <w:t xml:space="preserve"/>
+      </w:r>
+      <w:r>
+        <w:rPr>
+          <w:b/>
+          <w:bCs/>
+        </w:rPr>
+        <w:t/>
+      </w:r>
+      <w:r>
+        <w:t xml:space="preserve"/>
+      </w:r>
+    </w:p>
+    <w:p>
+      <w:pPr>
+        <w:spacing w:before="60" w:after="60" w:line="300" w:lineRule="auto"/>
+        <w:jc w:val="both"/>
+      </w:pPr>
+      <w:r>
+        <w:rPr>
+          <w:b/>
+          <w:bCs/>
+        </w:rPr>
+        <w:t xml:space="preserve">Vos goûts (à servir si la conversation est culture/loisirs) : Chopin et Fauré, voyages au Conservatoire de Vienne, jardinage discret.</w:t>
+      </w:r>
+      <w:r>
+        <w:t xml:space="preserve"/>
+      </w:r>
+      <w:r>
+        <w:rPr>
+          <w:b/>
+          <w:bCs/>
+        </w:rPr>
+        <w:t/>
+      </w:r>
+      <w:r>
+        <w:t xml:space="preserve"/>
+      </w:r>
+    </w:p>
+    <w:p>
+      <w:pPr>
+        <w:spacing w:before="60" w:after="60" w:line="300" w:lineRule="auto"/>
+        <w:jc w:val="both"/>
+      </w:pPr>
+      <w:r>
+        <w:rPr>
+          <w:b/>
+          <w:bCs/>
+        </w:rPr>
+        <w:t xml:space="preserve">❧  OPINIONS COURTES sur d'autres convives (à servir si on en parle)  ❧</w:t>
+      </w:r>
+      <w:r>
+        <w:t xml:space="preserve"/>
+      </w:r>
+      <w:r>
+        <w:rPr>
+          <w:b/>
+          <w:bCs/>
+        </w:rPr>
+        <w:t/>
+      </w:r>
+      <w:r>
+        <w:t xml:space="preserve"/>
+      </w:r>
+    </w:p>
+    <w:p>
+      <w:pPr>
+        <w:spacing w:before="60" w:after="60" w:line="300" w:lineRule="auto"/>
+        <w:jc w:val="both"/>
+      </w:pPr>
+      <w:r>
+        <w:rPr>
+          <w:b/>
+          <w:bCs/>
+        </w:rPr>
+        <w:t xml:space="preserve">• Sur Lord Louis-Marc (votre époux) : « Mon mari. Il est ailleurs depuis des mois — je n'insiste pas. »</w:t>
+      </w:r>
+      <w:r>
+        <w:t xml:space="preserve"/>
+      </w:r>
+      <w:r>
+        <w:rPr>
+          <w:b/>
+          <w:bCs/>
+        </w:rPr>
+        <w:t/>
+      </w:r>
+      <w:r>
+        <w:t xml:space="preserve"/>
+      </w:r>
+    </w:p>
+    <w:p>
+      <w:pPr>
+        <w:spacing w:before="60" w:after="60" w:line="300" w:lineRule="auto"/>
+        <w:jc w:val="both"/>
+      </w:pPr>
+      <w:r>
+        <w:rPr>
+          <w:b/>
+          <w:bCs/>
+        </w:rPr>
+        <w:t xml:space="preserve">• Sur Lady Léa : « Mon amie la plus chère. C'est tout ce que je peux dire sans pleurer. »</w:t>
+      </w:r>
+      <w:r>
+        <w:t xml:space="preserve"/>
+      </w:r>
+      <w:r>
+        <w:rPr>
+          <w:b/>
+          <w:bCs/>
+        </w:rPr>
+        <w:t/>
+      </w:r>
+      <w:r>
+        <w:t xml:space="preserve"/>
+      </w:r>
+    </w:p>
+    <w:p>
+      <w:pPr>
+        <w:spacing w:before="60" w:after="60" w:line="300" w:lineRule="auto"/>
+        <w:jc w:val="both"/>
+      </w:pPr>
+      <w:r>
+        <w:rPr>
+          <w:b/>
+          <w:bCs/>
+        </w:rPr>
+        <w:t xml:space="preserve">• Sur Lady Amandinette : « Elle me regardait Léa d'une drôle de façon. Je n'ai jamais su pourquoi. »</w:t>
+      </w:r>
+      <w:r>
+        <w:t xml:space="preserve"/>
+      </w:r>
+      <w:r>
+        <w:rPr>
+          <w:b/>
+          <w:bCs/>
+        </w:rPr>
+        <w:t/>
+      </w:r>
+      <w:r>
+        <w:t xml:space="preserve"/>
+      </w:r>
+    </w:p>
+    <w:p>
+      <w:pPr>
+        <w:spacing w:before="60" w:after="60" w:line="300" w:lineRule="auto"/>
+        <w:jc w:val="both"/>
+      </w:pPr>
+      <w:r>
+        <w:rPr>
+          <w:b/>
+          <w:bCs/>
+        </w:rPr>
+        <w:t xml:space="preserve">• Sur Mademoiselle Alicia : « Une oreille fidèle au piano. Loyale — je crois. »</w:t>
+      </w:r>
+      <w:r>
+        <w:t xml:space="preserve"/>
+      </w:r>
+      <w:r>
+        <w:rPr>
+          <w:b/>
+          <w:bCs/>
+        </w:rPr>
+        <w:t/>
+      </w:r>
+      <w:r>
+        <w:t xml:space="preserve"/>
+      </w:r>
+    </w:p>
+    <w:p>
+      <w:pPr>
+        <w:spacing w:before="60" w:after="60" w:line="300" w:lineRule="auto"/>
+        <w:jc w:val="both"/>
+      </w:pPr>
+      <w:r>
+        <w:rPr>
+          <w:b/>
+          <w:bCs/>
+        </w:rPr>
+        <w:t xml:space="preserve">❧  PHRASES TOUTES-PRÊTES (pour ne jamais être à court)  ❧</w:t>
+      </w:r>
+      <w:r>
+        <w:t xml:space="preserve"/>
+      </w:r>
+      <w:r>
+        <w:rPr>
+          <w:b/>
+          <w:bCs/>
+        </w:rPr>
+        <w:t/>
+      </w:r>
+      <w:r>
+        <w:t xml:space="preserve"/>
+      </w:r>
+    </w:p>
+    <w:p>
+      <w:pPr>
+        <w:spacing w:before="60" w:after="60" w:line="300" w:lineRule="auto"/>
+        <w:jc w:val="both"/>
+      </w:pPr>
+      <w:r>
+        <w:rPr>
+          <w:b/>
+          <w:bCs/>
+        </w:rPr>
+        <w:t xml:space="preserve">— « Excusez-moi — la musique est un refuge, je vais y retourner un instant. »</w:t>
+      </w:r>
+      <w:r>
+        <w:t xml:space="preserve"/>
+      </w:r>
+      <w:r>
+        <w:rPr>
+          <w:b/>
+          <w:bCs/>
+        </w:rPr>
+        <w:t/>
+      </w:r>
+      <w:r>
+        <w:t xml:space="preserve"/>
+      </w:r>
+    </w:p>
+    <w:p>
+      <w:pPr>
+        <w:spacing w:before="60" w:after="60" w:line="300" w:lineRule="auto"/>
+        <w:jc w:val="both"/>
+      </w:pPr>
+      <w:r>
+        <w:rPr>
+          <w:b/>
+          <w:bCs/>
+        </w:rPr>
+        <w:t xml:space="preserve">— « Cette pièce a une acoustique exquise pour le piano. »</w:t>
+      </w:r>
+      <w:r>
+        <w:t xml:space="preserve"/>
+      </w:r>
+      <w:r>
+        <w:rPr>
+          <w:b/>
+          <w:bCs/>
+        </w:rPr>
+        <w:t/>
+      </w:r>
+      <w:r>
+        <w:t xml:space="preserve"/>
+      </w:r>
+    </w:p>
+    <w:p>
+      <w:pPr>
+        <w:spacing w:before="60" w:after="60" w:line="300" w:lineRule="auto"/>
+        <w:jc w:val="both"/>
+      </w:pPr>
+      <w:r>
+        <w:rPr>
+          <w:b/>
+          <w:bCs/>
+        </w:rPr>
+        <w:t xml:space="preserve">❧  VOTRE VOIX INTÉRIEURE (à ne PAS dire — mais à laisser influencer votre ton)  ❧</w:t>
+      </w:r>
+      <w:r>
+        <w:t xml:space="preserve"/>
+      </w:r>
+      <w:r>
+        <w:rPr>
+          <w:b/>
+          <w:bCs/>
+        </w:rPr>
+        <w:t/>
+      </w:r>
+      <w:r>
+        <w:t xml:space="preserve"/>
+      </w:r>
+    </w:p>
+    <w:p>
+      <w:pPr>
+        <w:spacing w:before="60" w:after="60" w:line="300" w:lineRule="auto"/>
+        <w:jc w:val="both"/>
+      </w:pPr>
+      <w:r>
+        <w:rPr>
+          <w:b/>
+          <w:bCs/>
+        </w:rPr>
+        <w:t xml:space="preserve">• Une douleur sourde : « Léa est morte. Léa est morte. Léa est morte. »</w:t>
+      </w:r>
+      <w:r>
+        <w:t xml:space="preserve"/>
+      </w:r>
+      <w:r>
+        <w:rPr>
+          <w:b/>
+          <w:bCs/>
+        </w:rPr>
+        <w:t/>
+      </w:r>
+      <w:r>
+        <w:t xml:space="preserve"/>
+      </w:r>
+    </w:p>
+    <w:p>
+      <w:pPr>
+        <w:spacing w:before="60" w:after="60" w:line="300" w:lineRule="auto"/>
+        <w:jc w:val="both"/>
+      </w:pPr>
+      <w:r>
+        <w:rPr>
+          <w:b/>
+          <w:bCs/>
+        </w:rPr>
+        <w:t xml:space="preserve">• Peur muette : « Si Louis trouve mes lettres dans l'atelier — »</w:t>
+      </w:r>
+      <w:r>
+        <w:t xml:space="preserve"/>
+      </w:r>
+      <w:r>
+        <w:rPr>
+          <w:b/>
+          <w:bCs/>
+        </w:rPr>
+        <w:t/>
+      </w:r>
+      <w:r>
+        <w:t xml:space="preserve"/>
       </w:r>
     </w:p>
     <w:p>
